--- a/examples/doc/Readme.docx
+++ b/examples/doc/Readme.docx
@@ -31,7 +31,7 @@
         <w:pStyle w:val="BodyText"/>
       </w:pPr>
       <w:r>
-        <w:t xml:space="preserve">This README indexes all R Markdown notebooks under</w:t>
+        <w:t xml:space="preserve">This index lives under</w:t>
       </w:r>
       <w:r>
         <w:t xml:space="preserve"> </w:t>
@@ -43,13 +43,19 @@
         <w:t xml:space="preserve">Rmd/</w:t>
       </w:r>
       <w:r>
-        <w:t xml:space="preserve">, with a short</w:t>
-      </w:r>
-      <w:r>
-        <w:t xml:space="preserve"> </w:t>
-      </w:r>
-      <w:r>
-        <w:t xml:space="preserve">description and a direct link to each file.</w:t>
+        <w:t xml:space="preserve">, but the links below point to the rendered Markdown examples under</w:t>
+      </w:r>
+      <w:r>
+        <w:t xml:space="preserve"> </w:t>
+      </w:r>
+      <w:r>
+        <w:rPr>
+          <w:rStyle w:val="VerbatimChar"/>
+        </w:rPr>
+        <w:t xml:space="preserve">../examples/</w:t>
+      </w:r>
+      <w:r>
+        <w:t xml:space="preserve">. Use the topic sections to navigate the generated material by subject.</w:t>
       </w:r>
     </w:p>
     <w:p>
@@ -57,6 +63,269 @@
         <w:pStyle w:val="BodyText"/>
       </w:pPr>
       <w:r>
+        <w:t xml:space="preserve">Examples</w:t>
+      </w:r>
+    </w:p>
+    <w:p>
+      <w:pPr>
+        <w:pStyle w:val="Compact"/>
+        <w:numPr>
+          <w:ilvl w:val="0"/>
+          <w:numId w:val="1001"/>
+        </w:numPr>
+      </w:pPr>
+      <w:hyperlink r:id="rId9">
+        <w:r>
+          <w:rPr>
+            <w:rStyle w:val="Hyperlink"/>
+          </w:rPr>
+          <w:t xml:space="preserve">Complete Index of Examples</w:t>
+        </w:r>
+      </w:hyperlink>
+    </w:p>
+    <w:bookmarkStart w:id="11" w:name="bigquery"/>
+    <w:p>
+      <w:pPr>
+        <w:pStyle w:val="Heading2"/>
+      </w:pPr>
+      <w:r>
+        <w:t xml:space="preserve">BigQuery</w:t>
+      </w:r>
+    </w:p>
+    <w:p>
+      <w:pPr>
+        <w:pStyle w:val="Compact"/>
+        <w:numPr>
+          <w:ilvl w:val="0"/>
+          <w:numId w:val="1002"/>
+        </w:numPr>
+      </w:pPr>
+      <w:hyperlink r:id="rId10">
+        <w:r>
+          <w:rPr>
+            <w:rStyle w:val="Hyperlink"/>
+          </w:rPr>
+          <w:t xml:space="preserve">BigQuery Walkthrough</w:t>
+        </w:r>
+      </w:hyperlink>
+      <w:r>
+        <w:t xml:space="preserve"> </w:t>
+      </w:r>
+      <w:r>
+        <w:t xml:space="preserve">- Query BigQuery tables, join geographic data, and derive simple population-based estimates.</w:t>
+      </w:r>
+    </w:p>
+    <w:bookmarkEnd w:id="11"/>
+    <w:bookmarkStart w:id="13" w:name="mobility"/>
+    <w:p>
+      <w:pPr>
+        <w:pStyle w:val="Heading2"/>
+      </w:pPr>
+      <w:r>
+        <w:t xml:space="preserve">Mobility</w:t>
+      </w:r>
+    </w:p>
+    <w:p>
+      <w:pPr>
+        <w:pStyle w:val="Compact"/>
+        <w:numPr>
+          <w:ilvl w:val="0"/>
+          <w:numId w:val="1003"/>
+        </w:numPr>
+      </w:pPr>
+      <w:hyperlink r:id="rId12">
+        <w:r>
+          <w:rPr>
+            <w:rStyle w:val="Hyperlink"/>
+          </w:rPr>
+          <w:t xml:space="preserve">Merge and Save Mobility Data</w:t>
+        </w:r>
+      </w:hyperlink>
+      <w:r>
+        <w:t xml:space="preserve"> </w:t>
+      </w:r>
+      <w:r>
+        <w:t xml:space="preserve">- Combine partitioned mobility data into a single output artifact.</w:t>
+      </w:r>
+    </w:p>
+    <w:bookmarkEnd w:id="13"/>
+    <w:bookmarkStart w:id="21" w:name="pytorch"/>
+    <w:p>
+      <w:pPr>
+        <w:pStyle w:val="Heading2"/>
+      </w:pPr>
+      <w:r>
+        <w:t xml:space="preserve">PyTorch</w:t>
+      </w:r>
+    </w:p>
+    <w:p>
+      <w:pPr>
+        <w:pStyle w:val="Compact"/>
+        <w:numPr>
+          <w:ilvl w:val="0"/>
+          <w:numId w:val="1004"/>
+        </w:numPr>
+      </w:pPr>
+      <w:hyperlink r:id="rId14">
+        <w:r>
+          <w:rPr>
+            <w:rStyle w:val="Hyperlink"/>
+          </w:rPr>
+          <w:t xml:space="preserve">Generate Classification Data</w:t>
+        </w:r>
+      </w:hyperlink>
+      <w:r>
+        <w:t xml:space="preserve"> </w:t>
+      </w:r>
+      <w:r>
+        <w:t xml:space="preserve">- Build a synthetic dataset for tabular classification experiments.</w:t>
+      </w:r>
+    </w:p>
+    <w:p>
+      <w:pPr>
+        <w:pStyle w:val="Compact"/>
+        <w:numPr>
+          <w:ilvl w:val="0"/>
+          <w:numId w:val="1004"/>
+        </w:numPr>
+      </w:pPr>
+      <w:hyperlink r:id="rId15">
+        <w:r>
+          <w:rPr>
+            <w:rStyle w:val="Hyperlink"/>
+          </w:rPr>
+          <w:t xml:space="preserve">Generate Regression Data</w:t>
+        </w:r>
+      </w:hyperlink>
+      <w:r>
+        <w:t xml:space="preserve"> </w:t>
+      </w:r>
+      <w:r>
+        <w:t xml:space="preserve">- Build a synthetic dataset for regression experiments.</w:t>
+      </w:r>
+    </w:p>
+    <w:p>
+      <w:pPr>
+        <w:pStyle w:val="Compact"/>
+        <w:numPr>
+          <w:ilvl w:val="0"/>
+          <w:numId w:val="1004"/>
+        </w:numPr>
+      </w:pPr>
+      <w:hyperlink r:id="rId16">
+        <w:r>
+          <w:rPr>
+            <w:rStyle w:val="Hyperlink"/>
+          </w:rPr>
+          <w:t xml:space="preserve">Generate Time Series Data</w:t>
+        </w:r>
+      </w:hyperlink>
+      <w:r>
+        <w:t xml:space="preserve"> </w:t>
+      </w:r>
+      <w:r>
+        <w:t xml:space="preserve">- Create univariate time series data for forecasting tests.</w:t>
+      </w:r>
+    </w:p>
+    <w:p>
+      <w:pPr>
+        <w:pStyle w:val="Compact"/>
+        <w:numPr>
+          <w:ilvl w:val="0"/>
+          <w:numId w:val="1004"/>
+        </w:numPr>
+      </w:pPr>
+      <w:hyperlink r:id="rId17">
+        <w:r>
+          <w:rPr>
+            <w:rStyle w:val="Hyperlink"/>
+          </w:rPr>
+          <w:t xml:space="preserve">Generate Time Series Classification Data</w:t>
+        </w:r>
+      </w:hyperlink>
+      <w:r>
+        <w:t xml:space="preserve"> </w:t>
+      </w:r>
+      <w:r>
+        <w:t xml:space="preserve">- Create labeled temporal sequences for classification tasks.</w:t>
+      </w:r>
+    </w:p>
+    <w:p>
+      <w:pPr>
+        <w:pStyle w:val="Compact"/>
+        <w:numPr>
+          <w:ilvl w:val="0"/>
+          <w:numId w:val="1004"/>
+        </w:numPr>
+      </w:pPr>
+      <w:hyperlink r:id="rId18">
+        <w:r>
+          <w:rPr>
+            <w:rStyle w:val="Hyperlink"/>
+          </w:rPr>
+          <w:t xml:space="preserve">Iris Classification in R</w:t>
+        </w:r>
+      </w:hyperlink>
+      <w:r>
+        <w:t xml:space="preserve"> </w:t>
+      </w:r>
+      <w:r>
+        <w:t xml:space="preserve">- Train and inspect a simple classification workflow using the Iris dataset.</w:t>
+      </w:r>
+    </w:p>
+    <w:p>
+      <w:pPr>
+        <w:pStyle w:val="Compact"/>
+        <w:numPr>
+          <w:ilvl w:val="0"/>
+          <w:numId w:val="1004"/>
+        </w:numPr>
+      </w:pPr>
+      <w:hyperlink r:id="rId19">
+        <w:r>
+          <w:rPr>
+            <w:rStyle w:val="Hyperlink"/>
+          </w:rPr>
+          <w:t xml:space="preserve">Event Classification</w:t>
+        </w:r>
+      </w:hyperlink>
+      <w:r>
+        <w:t xml:space="preserve"> </w:t>
+      </w:r>
+      <w:r>
+        <w:t xml:space="preserve">- Prepare and model event-oriented data for supervised classification.</w:t>
+      </w:r>
+    </w:p>
+    <w:p>
+      <w:pPr>
+        <w:pStyle w:val="Compact"/>
+        <w:numPr>
+          <w:ilvl w:val="0"/>
+          <w:numId w:val="1004"/>
+        </w:numPr>
+      </w:pPr>
+      <w:hyperlink r:id="rId20">
+        <w:r>
+          <w:rPr>
+            <w:rStyle w:val="Hyperlink"/>
+          </w:rPr>
+          <w:t xml:space="preserve">Autoencoder Example</w:t>
+        </w:r>
+      </w:hyperlink>
+      <w:r>
+        <w:t xml:space="preserve"> </w:t>
+      </w:r>
+      <w:r>
+        <w:t xml:space="preserve">- Train an autoencoder and inspect compressed representations or reconstruction behavior.</w:t>
+      </w:r>
+    </w:p>
+    <w:bookmarkEnd w:id="21"/>
+    <w:bookmarkStart w:id="23" w:name="r"/>
+    <w:p>
+      <w:pPr>
+        <w:pStyle w:val="Heading2"/>
+      </w:pPr>
+      <w:r>
         <w:t xml:space="preserve">R</w:t>
       </w:r>
     </w:p>
@@ -65,10 +334,10 @@
         <w:pStyle w:val="Compact"/>
         <w:numPr>
           <w:ilvl w:val="0"/>
-          <w:numId w:val="1001"/>
-        </w:numPr>
-      </w:pPr>
-      <w:hyperlink r:id="rId9">
+          <w:numId w:val="1005"/>
+        </w:numPr>
+      </w:pPr>
+      <w:hyperlink r:id="rId22">
         <w:r>
           <w:rPr>
             <w:rStyle w:val="Hyperlink"/>
@@ -80,12 +349,14 @@
         <w:t xml:space="preserve"> </w:t>
       </w:r>
       <w:r>
-        <w:t xml:space="preserve">— Analyze CRAN downloads over time and inspect country distribution for a selected day.</w:t>
-      </w:r>
-    </w:p>
-    <w:p>
-      <w:pPr>
-        <w:pStyle w:val="FirstParagraph"/>
+        <w:t xml:space="preserve">- Analyze CRAN downloads over time and inspect country distribution for a selected day.</w:t>
+      </w:r>
+    </w:p>
+    <w:bookmarkEnd w:id="23"/>
+    <w:bookmarkStart w:id="38" w:name="references"/>
+    <w:p>
+      <w:pPr>
+        <w:pStyle w:val="Heading2"/>
       </w:pPr>
       <w:r>
         <w:t xml:space="preserve">References</w:t>
@@ -96,33 +367,33 @@
         <w:pStyle w:val="Compact"/>
         <w:numPr>
           <w:ilvl w:val="0"/>
-          <w:numId w:val="1002"/>
-        </w:numPr>
-      </w:pPr>
-      <w:hyperlink r:id="rId10">
-        <w:r>
-          <w:rPr>
-            <w:rStyle w:val="Hyperlink"/>
-          </w:rPr>
-          <w:t xml:space="preserve">Reference Utilities (BibTeX/LaTeX/Scholar)</w:t>
-        </w:r>
-      </w:hyperlink>
-      <w:r>
-        <w:t xml:space="preserve"> </w:t>
-      </w:r>
-      <w:r>
-        <w:t xml:space="preserve">— Overview of utilities to manage bibliographies and LaTeX projects.</w:t>
-      </w:r>
-    </w:p>
-    <w:p>
-      <w:pPr>
-        <w:pStyle w:val="Compact"/>
-        <w:numPr>
-          <w:ilvl w:val="0"/>
-          <w:numId w:val="1002"/>
-        </w:numPr>
-      </w:pPr>
-      <w:hyperlink r:id="rId11">
+          <w:numId w:val="1006"/>
+        </w:numPr>
+      </w:pPr>
+      <w:hyperlink r:id="rId24">
+        <w:r>
+          <w:rPr>
+            <w:rStyle w:val="Hyperlink"/>
+          </w:rPr>
+          <w:t xml:space="preserve">Reference Utilities Overview</w:t>
+        </w:r>
+      </w:hyperlink>
+      <w:r>
+        <w:t xml:space="preserve"> </w:t>
+      </w:r>
+      <w:r>
+        <w:t xml:space="preserve">- Overview of the bibliography and LaTeX utilities available in this repository.</w:t>
+      </w:r>
+    </w:p>
+    <w:p>
+      <w:pPr>
+        <w:pStyle w:val="Compact"/>
+        <w:numPr>
+          <w:ilvl w:val="0"/>
+          <w:numId w:val="1006"/>
+        </w:numPr>
+      </w:pPr>
+      <w:hyperlink r:id="rId25">
         <w:r>
           <w:rPr>
             <w:rStyle w:val="Hyperlink"/>
@@ -134,7 +405,76 @@
         <w:t xml:space="preserve"> </w:t>
       </w:r>
       <w:r>
-        <w:t xml:space="preserve">— Construct boolean queries from a</w:t>
+        <w:t xml:space="preserve">- Generate boolean search expressions from DOI fields or normalized titles.</w:t>
+      </w:r>
+    </w:p>
+    <w:p>
+      <w:pPr>
+        <w:pStyle w:val="Compact"/>
+        <w:numPr>
+          <w:ilvl w:val="0"/>
+          <w:numId w:val="1006"/>
+        </w:numPr>
+      </w:pPr>
+      <w:hyperlink r:id="rId26">
+        <w:r>
+          <w:rPr>
+            <w:rStyle w:val="Hyperlink"/>
+          </w:rPr>
+          <w:t xml:space="preserve">Check BibTeX File for Issues</w:t>
+        </w:r>
+      </w:hyperlink>
+      <w:r>
+        <w:t xml:space="preserve"> </w:t>
+      </w:r>
+      <w:r>
+        <w:t xml:space="preserve">- Validate entries and report missing fields or common inconsistencies.</w:t>
+      </w:r>
+    </w:p>
+    <w:p>
+      <w:pPr>
+        <w:pStyle w:val="Compact"/>
+        <w:numPr>
+          <w:ilvl w:val="0"/>
+          <w:numId w:val="1006"/>
+        </w:numPr>
+      </w:pPr>
+      <w:hyperlink r:id="rId27">
+        <w:r>
+          <w:rPr>
+            <w:rStyle w:val="Hyperlink"/>
+          </w:rPr>
+          <w:t xml:space="preserve">Clean a Single BibTeX File</w:t>
+        </w:r>
+      </w:hyperlink>
+      <w:r>
+        <w:t xml:space="preserve"> </w:t>
+      </w:r>
+      <w:r>
+        <w:t xml:space="preserve">- Normalize one bibliography file before reuse.</w:t>
+      </w:r>
+    </w:p>
+    <w:p>
+      <w:pPr>
+        <w:pStyle w:val="Compact"/>
+        <w:numPr>
+          <w:ilvl w:val="0"/>
+          <w:numId w:val="1006"/>
+        </w:numPr>
+      </w:pPr>
+      <w:hyperlink r:id="rId28">
+        <w:r>
+          <w:rPr>
+            <w:rStyle w:val="Hyperlink"/>
+          </w:rPr>
+          <w:t xml:space="preserve">Clean All BibTeX Files in a Directory</w:t>
+        </w:r>
+      </w:hyperlink>
+      <w:r>
+        <w:t xml:space="preserve"> </w:t>
+      </w:r>
+      <w:r>
+        <w:t xml:space="preserve">- Apply the cleaning workflow to every</w:t>
       </w:r>
       <w:r>
         <w:t xml:space="preserve"> </w:t>
@@ -149,30 +489,219 @@
         <w:t xml:space="preserve"> </w:t>
       </w:r>
       <w:r>
-        <w:t xml:space="preserve">by DOI or normalized title.</w:t>
-      </w:r>
-    </w:p>
-    <w:p>
-      <w:pPr>
-        <w:pStyle w:val="Compact"/>
-        <w:numPr>
-          <w:ilvl w:val="0"/>
-          <w:numId w:val="1002"/>
-        </w:numPr>
-      </w:pPr>
-      <w:hyperlink r:id="rId12">
-        <w:r>
-          <w:rPr>
-            <w:rStyle w:val="Hyperlink"/>
-          </w:rPr>
-          <w:t xml:space="preserve">Check BibTeX File for Issues</w:t>
-        </w:r>
-      </w:hyperlink>
-      <w:r>
-        <w:t xml:space="preserve"> </w:t>
-      </w:r>
-      <w:r>
-        <w:t xml:space="preserve">— Identify missing fields and common issues in a</w:t>
+        <w:t xml:space="preserve">file in a directory tree.</w:t>
+      </w:r>
+    </w:p>
+    <w:p>
+      <w:pPr>
+        <w:pStyle w:val="Compact"/>
+        <w:numPr>
+          <w:ilvl w:val="0"/>
+          <w:numId w:val="1006"/>
+        </w:numPr>
+      </w:pPr>
+      <w:hyperlink r:id="rId29">
+        <w:r>
+          <w:rPr>
+            <w:rStyle w:val="Hyperlink"/>
+          </w:rPr>
+          <w:t xml:space="preserve">Expand LaTeX Includes</w:t>
+        </w:r>
+      </w:hyperlink>
+      <w:r>
+        <w:t xml:space="preserve"> </w:t>
+      </w:r>
+      <w:r>
+        <w:t xml:space="preserve">- Resolve</w:t>
+      </w:r>
+      <w:r>
+        <w:t xml:space="preserve"> </w:t>
+      </w:r>
+      <w:r>
+        <w:rPr>
+          <w:rStyle w:val="VerbatimChar"/>
+        </w:rPr>
+        <w:t xml:space="preserve">\input{}</w:t>
+      </w:r>
+      <w:r>
+        <w:t xml:space="preserve">,</w:t>
+      </w:r>
+      <w:r>
+        <w:t xml:space="preserve"> </w:t>
+      </w:r>
+      <w:r>
+        <w:rPr>
+          <w:rStyle w:val="VerbatimChar"/>
+        </w:rPr>
+        <w:t xml:space="preserve">\include{}</w:t>
+      </w:r>
+      <w:r>
+        <w:t xml:space="preserve">,</w:t>
+      </w:r>
+      <w:r>
+        <w:t xml:space="preserve"> </w:t>
+      </w:r>
+      <w:r>
+        <w:rPr>
+          <w:rStyle w:val="VerbatimChar"/>
+        </w:rPr>
+        <w:t xml:space="preserve">\import{}</w:t>
+      </w:r>
+      <w:r>
+        <w:t xml:space="preserve">, and related directives into a single expanded file.</w:t>
+      </w:r>
+    </w:p>
+    <w:p>
+      <w:pPr>
+        <w:pStyle w:val="Compact"/>
+        <w:numPr>
+          <w:ilvl w:val="0"/>
+          <w:numId w:val="1006"/>
+        </w:numPr>
+      </w:pPr>
+      <w:hyperlink r:id="rId30">
+        <w:r>
+          <w:rPr>
+            <w:rStyle w:val="Hyperlink"/>
+          </w:rPr>
+          <w:t xml:space="preserve">Export Google Scholar Publications</w:t>
+        </w:r>
+      </w:hyperlink>
+      <w:r>
+        <w:t xml:space="preserve"> </w:t>
+      </w:r>
+      <w:r>
+        <w:t xml:space="preserve">- Collect an author’s publications and export the result to a spreadsheet.</w:t>
+      </w:r>
+    </w:p>
+    <w:p>
+      <w:pPr>
+        <w:pStyle w:val="Compact"/>
+        <w:numPr>
+          <w:ilvl w:val="0"/>
+          <w:numId w:val="1006"/>
+        </w:numPr>
+      </w:pPr>
+      <w:hyperlink r:id="rId31">
+        <w:r>
+          <w:rPr>
+            <w:rStyle w:val="Hyperlink"/>
+          </w:rPr>
+          <w:t xml:space="preserve">Find and Remove Unused References in a Directory</w:t>
+        </w:r>
+      </w:hyperlink>
+      <w:r>
+        <w:t xml:space="preserve"> </w:t>
+      </w:r>
+      <w:r>
+        <w:t xml:space="preserve">- Detect unused citation keys across multiple</w:t>
+      </w:r>
+      <w:r>
+        <w:t xml:space="preserve"> </w:t>
+      </w:r>
+      <w:r>
+        <w:rPr>
+          <w:rStyle w:val="VerbatimChar"/>
+        </w:rPr>
+        <w:t xml:space="preserve">.tex</w:t>
+      </w:r>
+      <w:r>
+        <w:t xml:space="preserve"> </w:t>
+      </w:r>
+      <w:r>
+        <w:t xml:space="preserve">files and prune the bibliography.</w:t>
+      </w:r>
+    </w:p>
+    <w:p>
+      <w:pPr>
+        <w:pStyle w:val="Compact"/>
+        <w:numPr>
+          <w:ilvl w:val="0"/>
+          <w:numId w:val="1006"/>
+        </w:numPr>
+      </w:pPr>
+      <w:hyperlink r:id="rId32">
+        <w:r>
+          <w:rPr>
+            <w:rStyle w:val="Hyperlink"/>
+          </w:rPr>
+          <w:t xml:space="preserve">Find and Remove Unused References in a Single File</w:t>
+        </w:r>
+      </w:hyperlink>
+      <w:r>
+        <w:t xml:space="preserve"> </w:t>
+      </w:r>
+      <w:r>
+        <w:t xml:space="preserve">- Detect unused citation keys for one main LaTeX document and prune the bibliography.</w:t>
+      </w:r>
+    </w:p>
+    <w:p>
+      <w:pPr>
+        <w:pStyle w:val="Compact"/>
+        <w:numPr>
+          <w:ilvl w:val="0"/>
+          <w:numId w:val="1006"/>
+        </w:numPr>
+      </w:pPr>
+      <w:hyperlink r:id="rId33">
+        <w:r>
+          <w:rPr>
+            <w:rStyle w:val="Hyperlink"/>
+          </w:rPr>
+          <w:t xml:space="preserve">Map and Replace Reference Keys in a Directory</w:t>
+        </w:r>
+      </w:hyperlink>
+      <w:r>
+        <w:t xml:space="preserve"> </w:t>
+      </w:r>
+      <w:r>
+        <w:t xml:space="preserve">- Update BibTeX keys and propagate the replacements across a directory of LaTeX files.</w:t>
+      </w:r>
+    </w:p>
+    <w:p>
+      <w:pPr>
+        <w:pStyle w:val="Compact"/>
+        <w:numPr>
+          <w:ilvl w:val="0"/>
+          <w:numId w:val="1006"/>
+        </w:numPr>
+      </w:pPr>
+      <w:hyperlink r:id="rId34">
+        <w:r>
+          <w:rPr>
+            <w:rStyle w:val="Hyperlink"/>
+          </w:rPr>
+          <w:t xml:space="preserve">Map and Replace Reference Keys in a Single File</w:t>
+        </w:r>
+      </w:hyperlink>
+      <w:r>
+        <w:t xml:space="preserve"> </w:t>
+      </w:r>
+      <w:r>
+        <w:t xml:space="preserve">- Update BibTeX keys and rewrite citations in one LaTeX document.</w:t>
+      </w:r>
+    </w:p>
+    <w:p>
+      <w:pPr>
+        <w:pStyle w:val="Compact"/>
+        <w:numPr>
+          <w:ilvl w:val="0"/>
+          <w:numId w:val="1006"/>
+        </w:numPr>
+      </w:pPr>
+      <w:hyperlink r:id="rId35">
+        <w:r>
+          <w:rPr>
+            <w:rStyle w:val="Hyperlink"/>
+          </w:rPr>
+          <w:t xml:space="preserve">Merge BibTeX Files Pairwise</w:t>
+        </w:r>
+      </w:hyperlink>
+      <w:r>
+        <w:t xml:space="preserve"> </w:t>
+      </w:r>
+      <w:r>
+        <w:t xml:space="preserve">- Reconcile multiple</w:t>
       </w:r>
       <w:r>
         <w:t xml:space="preserve"> </w:t>
@@ -187,30 +716,30 @@
         <w:t xml:space="preserve"> </w:t>
       </w:r>
       <w:r>
-        <w:t xml:space="preserve">file.</w:t>
-      </w:r>
-    </w:p>
-    <w:p>
-      <w:pPr>
-        <w:pStyle w:val="Compact"/>
-        <w:numPr>
-          <w:ilvl w:val="0"/>
-          <w:numId w:val="1002"/>
-        </w:numPr>
-      </w:pPr>
-      <w:hyperlink r:id="rId13">
-        <w:r>
-          <w:rPr>
-            <w:rStyle w:val="Hyperlink"/>
-          </w:rPr>
-          <w:t xml:space="preserve">Clean a Single BibTeX File</w:t>
-        </w:r>
-      </w:hyperlink>
-      <w:r>
-        <w:t xml:space="preserve"> </w:t>
-      </w:r>
-      <w:r>
-        <w:t xml:space="preserve">— Normalize and clean one</w:t>
+        <w:t xml:space="preserve">files through pairwise merges.</w:t>
+      </w:r>
+    </w:p>
+    <w:p>
+      <w:pPr>
+        <w:pStyle w:val="Compact"/>
+        <w:numPr>
+          <w:ilvl w:val="0"/>
+          <w:numId w:val="1006"/>
+        </w:numPr>
+      </w:pPr>
+      <w:hyperlink r:id="rId36">
+        <w:r>
+          <w:rPr>
+            <w:rStyle w:val="Hyperlink"/>
+          </w:rPr>
+          <w:t xml:space="preserve">Print DOI URLs</w:t>
+        </w:r>
+      </w:hyperlink>
+      <w:r>
+        <w:t xml:space="preserve"> </w:t>
+      </w:r>
+      <w:r>
+        <w:t xml:space="preserve">- Emit</w:t>
       </w:r>
       <w:r>
         <w:t xml:space="preserve"> </w:t>
@@ -219,426 +748,24 @@
         <w:rPr>
           <w:rStyle w:val="VerbatimChar"/>
         </w:rPr>
-        <w:t xml:space="preserve">.bib</w:t>
-      </w:r>
-      <w:r>
-        <w:t xml:space="preserve"> </w:t>
-      </w:r>
-      <w:r>
-        <w:t xml:space="preserve">file.</w:t>
-      </w:r>
-    </w:p>
-    <w:p>
-      <w:pPr>
-        <w:pStyle w:val="Compact"/>
-        <w:numPr>
-          <w:ilvl w:val="0"/>
-          <w:numId w:val="1002"/>
-        </w:numPr>
-      </w:pPr>
-      <w:hyperlink r:id="rId14">
-        <w:r>
-          <w:rPr>
-            <w:rStyle w:val="Hyperlink"/>
-          </w:rPr>
-          <w:t xml:space="preserve">Clean All BibTeX Files in a Directory</w:t>
-        </w:r>
-      </w:hyperlink>
-      <w:r>
-        <w:t xml:space="preserve"> </w:t>
-      </w:r>
-      <w:r>
-        <w:t xml:space="preserve">— Recursively clean every</w:t>
-      </w:r>
-      <w:r>
-        <w:t xml:space="preserve"> </w:t>
-      </w:r>
-      <w:r>
-        <w:rPr>
-          <w:rStyle w:val="VerbatimChar"/>
-        </w:rPr>
-        <w:t xml:space="preserve">.bib</w:t>
-      </w:r>
-      <w:r>
-        <w:t xml:space="preserve"> </w:t>
-      </w:r>
-      <w:r>
-        <w:t xml:space="preserve">in a directory.</w:t>
-      </w:r>
-    </w:p>
-    <w:p>
-      <w:pPr>
-        <w:pStyle w:val="Compact"/>
-        <w:numPr>
-          <w:ilvl w:val="0"/>
-          <w:numId w:val="1002"/>
-        </w:numPr>
-      </w:pPr>
-      <w:hyperlink r:id="rId15">
-        <w:r>
-          <w:rPr>
-            <w:rStyle w:val="Hyperlink"/>
-          </w:rPr>
-          <w:t xml:space="preserve">Expand LaTeX Includes</w:t>
-        </w:r>
-      </w:hyperlink>
-      <w:r>
-        <w:t xml:space="preserve"> </w:t>
-      </w:r>
-      <w:r>
-        <w:t xml:space="preserve">— Expand</w:t>
-      </w:r>
-      <w:r>
-        <w:t xml:space="preserve"> </w:t>
-      </w:r>
-      <w:r>
-        <w:rPr>
-          <w:rStyle w:val="VerbatimChar"/>
-        </w:rPr>
-        <w:t xml:space="preserve">\input{}</w:t>
-      </w:r>
-      <w:r>
-        <w:t xml:space="preserve">,</w:t>
-      </w:r>
-      <w:r>
-        <w:t xml:space="preserve"> </w:t>
-      </w:r>
-      <w:r>
-        <w:rPr>
-          <w:rStyle w:val="VerbatimChar"/>
-        </w:rPr>
-        <w:t xml:space="preserve">\include{}</w:t>
-      </w:r>
-      <w:r>
-        <w:t xml:space="preserve">,</w:t>
-      </w:r>
-      <w:r>
-        <w:t xml:space="preserve"> </w:t>
-      </w:r>
-      <w:r>
-        <w:rPr>
-          <w:rStyle w:val="VerbatimChar"/>
-        </w:rPr>
-        <w:t xml:space="preserve">\import{}</w:t>
-      </w:r>
-      <w:r>
-        <w:t xml:space="preserve">, and</w:t>
-      </w:r>
-      <w:r>
-        <w:t xml:space="preserve"> </w:t>
-      </w:r>
-      <w:r>
-        <w:rPr>
-          <w:rStyle w:val="VerbatimChar"/>
-        </w:rPr>
-        <w:t xml:space="preserve">\subimport{}</w:t>
-      </w:r>
-      <w:r>
-        <w:t xml:space="preserve"> </w:t>
-      </w:r>
-      <w:r>
-        <w:t xml:space="preserve">directives in a main LaTeX file.</w:t>
-      </w:r>
-    </w:p>
-    <w:p>
-      <w:pPr>
-        <w:pStyle w:val="Compact"/>
-        <w:numPr>
-          <w:ilvl w:val="0"/>
-          <w:numId w:val="1002"/>
-        </w:numPr>
-      </w:pPr>
-      <w:hyperlink r:id="rId16">
-        <w:r>
-          <w:rPr>
-            <w:rStyle w:val="Hyperlink"/>
-          </w:rPr>
-          <w:t xml:space="preserve">Export Google Scholar Publications</w:t>
-        </w:r>
-      </w:hyperlink>
-      <w:r>
-        <w:t xml:space="preserve"> </w:t>
-      </w:r>
-      <w:r>
-        <w:t xml:space="preserve">— Fetch an author’s publications and export them to Excel.</w:t>
-      </w:r>
-    </w:p>
-    <w:p>
-      <w:pPr>
-        <w:pStyle w:val="Compact"/>
-        <w:numPr>
-          <w:ilvl w:val="0"/>
-          <w:numId w:val="1002"/>
-        </w:numPr>
-      </w:pPr>
-      <w:hyperlink r:id="rId17">
-        <w:r>
-          <w:rPr>
-            <w:rStyle w:val="Hyperlink"/>
-          </w:rPr>
-          <w:t xml:space="preserve">Find and Remove Unused References (Directory)</w:t>
-        </w:r>
-      </w:hyperlink>
-      <w:r>
-        <w:t xml:space="preserve"> </w:t>
-      </w:r>
-      <w:r>
-        <w:t xml:space="preserve">— Detect unused references across a directory of</w:t>
-      </w:r>
-      <w:r>
-        <w:t xml:space="preserve"> </w:t>
-      </w:r>
-      <w:r>
-        <w:rPr>
-          <w:rStyle w:val="VerbatimChar"/>
-        </w:rPr>
-        <w:t xml:space="preserve">.tex</w:t>
-      </w:r>
-      <w:r>
-        <w:t xml:space="preserve"> </w:t>
-      </w:r>
-      <w:r>
-        <w:t xml:space="preserve">files and remove them from the</w:t>
-      </w:r>
-      <w:r>
-        <w:t xml:space="preserve"> </w:t>
-      </w:r>
-      <w:r>
-        <w:rPr>
-          <w:rStyle w:val="VerbatimChar"/>
-        </w:rPr>
-        <w:t xml:space="preserve">.bib</w:t>
-      </w:r>
-      <w:r>
-        <w:t xml:space="preserve">.</w:t>
-      </w:r>
-    </w:p>
-    <w:p>
-      <w:pPr>
-        <w:pStyle w:val="Compact"/>
-        <w:numPr>
-          <w:ilvl w:val="0"/>
-          <w:numId w:val="1002"/>
-        </w:numPr>
-      </w:pPr>
-      <w:hyperlink r:id="rId18">
-        <w:r>
-          <w:rPr>
-            <w:rStyle w:val="Hyperlink"/>
-          </w:rPr>
-          <w:t xml:space="preserve">Find and Remove Unused References (Single File)</w:t>
-        </w:r>
-      </w:hyperlink>
-      <w:r>
-        <w:t xml:space="preserve"> </w:t>
-      </w:r>
-      <w:r>
-        <w:t xml:space="preserve">— Detect unused references for one main</w:t>
-      </w:r>
-      <w:r>
-        <w:t xml:space="preserve"> </w:t>
-      </w:r>
-      <w:r>
-        <w:rPr>
-          <w:rStyle w:val="VerbatimChar"/>
-        </w:rPr>
-        <w:t xml:space="preserve">.tex</w:t>
-      </w:r>
-      <w:r>
-        <w:t xml:space="preserve"> </w:t>
-      </w:r>
-      <w:r>
-        <w:t xml:space="preserve">and remove them from the</w:t>
-      </w:r>
-      <w:r>
-        <w:t xml:space="preserve"> </w:t>
-      </w:r>
-      <w:r>
-        <w:rPr>
-          <w:rStyle w:val="VerbatimChar"/>
-        </w:rPr>
-        <w:t xml:space="preserve">.bib</w:t>
-      </w:r>
-      <w:r>
-        <w:t xml:space="preserve">.</w:t>
-      </w:r>
-    </w:p>
-    <w:p>
-      <w:pPr>
-        <w:pStyle w:val="Compact"/>
-        <w:numPr>
-          <w:ilvl w:val="0"/>
-          <w:numId w:val="1002"/>
-        </w:numPr>
-      </w:pPr>
-      <w:hyperlink r:id="rId19">
-        <w:r>
-          <w:rPr>
-            <w:rStyle w:val="Hyperlink"/>
-          </w:rPr>
-          <w:t xml:space="preserve">Map and Replace Reference Keys (Directory)</w:t>
-        </w:r>
-      </w:hyperlink>
-      <w:r>
-        <w:t xml:space="preserve"> </w:t>
-      </w:r>
-      <w:r>
-        <w:t xml:space="preserve">— Map old→new BibTeX keys and update all</w:t>
-      </w:r>
-      <w:r>
-        <w:t xml:space="preserve"> </w:t>
-      </w:r>
-      <w:r>
-        <w:rPr>
-          <w:rStyle w:val="VerbatimChar"/>
-        </w:rPr>
-        <w:t xml:space="preserve">.tex</w:t>
-      </w:r>
-      <w:r>
-        <w:t xml:space="preserve"> </w:t>
-      </w:r>
-      <w:r>
-        <w:t xml:space="preserve">files in a directory.</w:t>
-      </w:r>
-    </w:p>
-    <w:p>
-      <w:pPr>
-        <w:pStyle w:val="Compact"/>
-        <w:numPr>
-          <w:ilvl w:val="0"/>
-          <w:numId w:val="1002"/>
-        </w:numPr>
-      </w:pPr>
-      <w:hyperlink r:id="rId20">
-        <w:r>
-          <w:rPr>
-            <w:rStyle w:val="Hyperlink"/>
-          </w:rPr>
-          <w:t xml:space="preserve">Map and Replace Reference Keys (Single .tex)</w:t>
-        </w:r>
-      </w:hyperlink>
-      <w:r>
-        <w:t xml:space="preserve"> </w:t>
-      </w:r>
-      <w:r>
-        <w:t xml:space="preserve">— Map old→new keys and update a single</w:t>
-      </w:r>
-      <w:r>
-        <w:t xml:space="preserve"> </w:t>
-      </w:r>
-      <w:r>
-        <w:rPr>
-          <w:rStyle w:val="VerbatimChar"/>
-        </w:rPr>
-        <w:t xml:space="preserve">.tex</w:t>
-      </w:r>
-      <w:r>
-        <w:t xml:space="preserve"> </w:t>
-      </w:r>
-      <w:r>
-        <w:t xml:space="preserve">file.</w:t>
-      </w:r>
-    </w:p>
-    <w:p>
-      <w:pPr>
-        <w:pStyle w:val="Compact"/>
-        <w:numPr>
-          <w:ilvl w:val="0"/>
-          <w:numId w:val="1002"/>
-        </w:numPr>
-      </w:pPr>
-      <w:hyperlink r:id="rId21">
-        <w:r>
-          <w:rPr>
-            <w:rStyle w:val="Hyperlink"/>
-          </w:rPr>
-          <w:t xml:space="preserve">Merge BibTeX Files Pairwise</w:t>
-        </w:r>
-      </w:hyperlink>
-      <w:r>
-        <w:t xml:space="preserve"> </w:t>
-      </w:r>
-      <w:r>
-        <w:t xml:space="preserve">— Enumerate</w:t>
-      </w:r>
-      <w:r>
-        <w:t xml:space="preserve"> </w:t>
-      </w:r>
-      <w:r>
-        <w:rPr>
-          <w:rStyle w:val="VerbatimChar"/>
-        </w:rPr>
-        <w:t xml:space="preserve">.bib</w:t>
-      </w:r>
-      <w:r>
-        <w:t xml:space="preserve"> </w:t>
-      </w:r>
-      <w:r>
-        <w:t xml:space="preserve">files and perform pairwise merges to reconcile entries.</w:t>
-      </w:r>
-    </w:p>
-    <w:p>
-      <w:pPr>
-        <w:pStyle w:val="Compact"/>
-        <w:numPr>
-          <w:ilvl w:val="0"/>
-          <w:numId w:val="1002"/>
-        </w:numPr>
-      </w:pPr>
-      <w:hyperlink r:id="rId22">
-        <w:r>
-          <w:rPr>
-            <w:rStyle w:val="Hyperlink"/>
-          </w:rPr>
-          <w:t xml:space="preserve">Print DOI URLs</w:t>
-        </w:r>
-      </w:hyperlink>
-      <w:r>
-        <w:t xml:space="preserve"> </w:t>
-      </w:r>
-      <w:r>
-        <w:t xml:space="preserve">— Print</w:t>
-      </w:r>
-      <w:r>
-        <w:t xml:space="preserve"> </w:t>
-      </w:r>
-      <w:r>
-        <w:rPr>
-          <w:rStyle w:val="VerbatimChar"/>
-        </w:rPr>
-        <w:t xml:space="preserve">https://doi.org/&lt;doi&gt;</w:t>
-      </w:r>
-      <w:r>
-        <w:t xml:space="preserve"> </w:t>
-      </w:r>
-      <w:r>
-        <w:t xml:space="preserve">URLs for</w:t>
-      </w:r>
-      <w:r>
-        <w:t xml:space="preserve"> </w:t>
-      </w:r>
-      <w:r>
-        <w:rPr>
-          <w:rStyle w:val="VerbatimChar"/>
-        </w:rPr>
-        <w:t xml:space="preserve">.bib</w:t>
-      </w:r>
-      <w:r>
-        <w:t xml:space="preserve"> </w:t>
-      </w:r>
-      <w:r>
-        <w:t xml:space="preserve">entries that contain a DOI.</w:t>
-      </w:r>
-    </w:p>
-    <w:p>
-      <w:pPr>
-        <w:pStyle w:val="Compact"/>
-        <w:numPr>
-          <w:ilvl w:val="0"/>
-          <w:numId w:val="1002"/>
-        </w:numPr>
-      </w:pPr>
-      <w:hyperlink r:id="rId23">
+        <w:t xml:space="preserve">https://doi.org/...</w:t>
+      </w:r>
+      <w:r>
+        <w:t xml:space="preserve"> </w:t>
+      </w:r>
+      <w:r>
+        <w:t xml:space="preserve">links for entries that contain DOI values.</w:t>
+      </w:r>
+    </w:p>
+    <w:p>
+      <w:pPr>
+        <w:pStyle w:val="Compact"/>
+        <w:numPr>
+          <w:ilvl w:val="0"/>
+          <w:numId w:val="1006"/>
+        </w:numPr>
+      </w:pPr>
+      <w:hyperlink r:id="rId37">
         <w:r>
           <w:rPr>
             <w:rStyle w:val="Hyperlink"/>
@@ -650,27 +777,47 @@
         <w:t xml:space="preserve"> </w:t>
       </w:r>
       <w:r>
-        <w:t xml:space="preserve">— Build a union</w:t>
-      </w:r>
-      <w:r>
-        <w:t xml:space="preserve"> </w:t>
-      </w:r>
-      <w:r>
-        <w:rPr>
-          <w:rStyle w:val="VerbatimChar"/>
-        </w:rPr>
-        <w:t xml:space="preserve">.bib</w:t>
-      </w:r>
-      <w:r>
-        <w:t xml:space="preserve"> </w:t>
-      </w:r>
-      <w:r>
-        <w:t xml:space="preserve">by collecting entries from a source directory.</w:t>
-      </w:r>
-    </w:p>
-    <w:p>
-      <w:pPr>
-        <w:pStyle w:val="FirstParagraph"/>
+        <w:t xml:space="preserve">- Build a consolidated bibliography from a directory of source files.</w:t>
+      </w:r>
+    </w:p>
+    <w:bookmarkEnd w:id="38"/>
+    <w:bookmarkStart w:id="40" w:name="reticulate"/>
+    <w:p>
+      <w:pPr>
+        <w:pStyle w:val="Heading2"/>
+      </w:pPr>
+      <w:r>
+        <w:t xml:space="preserve">Reticulate</w:t>
+      </w:r>
+    </w:p>
+    <w:p>
+      <w:pPr>
+        <w:pStyle w:val="Compact"/>
+        <w:numPr>
+          <w:ilvl w:val="0"/>
+          <w:numId w:val="1007"/>
+        </w:numPr>
+      </w:pPr>
+      <w:hyperlink r:id="rId39">
+        <w:r>
+          <w:rPr>
+            <w:rStyle w:val="Hyperlink"/>
+          </w:rPr>
+          <w:t xml:space="preserve">Invoke Python from R with Reticulate</w:t>
+        </w:r>
+      </w:hyperlink>
+      <w:r>
+        <w:t xml:space="preserve"> </w:t>
+      </w:r>
+      <w:r>
+        <w:t xml:space="preserve">- Exchange data and function calls between R and Python.</w:t>
+      </w:r>
+    </w:p>
+    <w:bookmarkEnd w:id="40"/>
+    <w:bookmarkStart w:id="45" w:name="statistics"/>
+    <w:p>
+      <w:pPr>
+        <w:pStyle w:val="Heading2"/>
       </w:pPr>
       <w:r>
         <w:t xml:space="preserve">Statistics</w:t>
@@ -681,10 +828,10 @@
         <w:pStyle w:val="Compact"/>
         <w:numPr>
           <w:ilvl w:val="0"/>
-          <w:numId w:val="1003"/>
-        </w:numPr>
-      </w:pPr>
-      <w:hyperlink r:id="rId24">
+          <w:numId w:val="1008"/>
+        </w:numPr>
+      </w:pPr>
+      <w:hyperlink r:id="rId41">
         <w:r>
           <w:rPr>
             <w:rStyle w:val="Hyperlink"/>
@@ -696,18 +843,18 @@
         <w:t xml:space="preserve"> </w:t>
       </w:r>
       <w:r>
-        <w:t xml:space="preserve">— Hands-on linear, polynomial, multiple, and logistic regression with plots and examples.</w:t>
-      </w:r>
-    </w:p>
-    <w:p>
-      <w:pPr>
-        <w:pStyle w:val="Compact"/>
-        <w:numPr>
-          <w:ilvl w:val="0"/>
-          <w:numId w:val="1003"/>
-        </w:numPr>
-      </w:pPr>
-      <w:hyperlink r:id="rId25">
+        <w:t xml:space="preserve">- Explore linear, polynomial, multiple, and logistic regression with plots and worked examples.</w:t>
+      </w:r>
+    </w:p>
+    <w:p>
+      <w:pPr>
+        <w:pStyle w:val="Compact"/>
+        <w:numPr>
+          <w:ilvl w:val="0"/>
+          <w:numId w:val="1008"/>
+        </w:numPr>
+      </w:pPr>
+      <w:hyperlink r:id="rId42">
         <w:r>
           <w:rPr>
             <w:rStyle w:val="Hyperlink"/>
@@ -719,18 +866,18 @@
         <w:t xml:space="preserve"> </w:t>
       </w:r>
       <w:r>
-        <w:t xml:space="preserve">— Paired-sample comparison with Wilcoxon test and effect size computation.</w:t>
-      </w:r>
-    </w:p>
-    <w:p>
-      <w:pPr>
-        <w:pStyle w:val="Compact"/>
-        <w:numPr>
-          <w:ilvl w:val="0"/>
-          <w:numId w:val="1003"/>
-        </w:numPr>
-      </w:pPr>
-      <w:hyperlink r:id="rId26">
+        <w:t xml:space="preserve">- Compare paired methods and compute effect size alongside nonparametric testing.</w:t>
+      </w:r>
+    </w:p>
+    <w:p>
+      <w:pPr>
+        <w:pStyle w:val="Compact"/>
+        <w:numPr>
+          <w:ilvl w:val="0"/>
+          <w:numId w:val="1008"/>
+        </w:numPr>
+      </w:pPr>
+      <w:hyperlink r:id="rId43">
         <w:r>
           <w:rPr>
             <w:rStyle w:val="Hyperlink"/>
@@ -742,18 +889,18 @@
         <w:t xml:space="preserve"> </w:t>
       </w:r>
       <w:r>
-        <w:t xml:space="preserve">— Normality checks (Shapiro–Wilk, Anderson–Darling) and Wilcoxon tests for independent and paired samples.</w:t>
-      </w:r>
-    </w:p>
-    <w:p>
-      <w:pPr>
-        <w:pStyle w:val="Compact"/>
-        <w:numPr>
-          <w:ilvl w:val="0"/>
-          <w:numId w:val="1003"/>
-        </w:numPr>
-      </w:pPr>
-      <w:hyperlink r:id="rId27">
+        <w:t xml:space="preserve">- Perform normality checks and Wilcoxon-based comparisons for independent and paired samples.</w:t>
+      </w:r>
+    </w:p>
+    <w:p>
+      <w:pPr>
+        <w:pStyle w:val="Compact"/>
+        <w:numPr>
+          <w:ilvl w:val="0"/>
+          <w:numId w:val="1008"/>
+        </w:numPr>
+      </w:pPr>
+      <w:hyperlink r:id="rId44">
         <w:r>
           <w:rPr>
             <w:rStyle w:val="Hyperlink"/>
@@ -765,9 +912,510 @@
         <w:t xml:space="preserve"> </w:t>
       </w:r>
       <w:r>
-        <w:t xml:space="preserve">— Normality checks and t-tests (two-sample, paired, one-sided alternatives).</w:t>
-      </w:r>
-    </w:p>
+        <w:t xml:space="preserve">- Review t-test variants, assumptions, and interpretation for common experimental setups.</w:t>
+      </w:r>
+    </w:p>
+    <w:bookmarkEnd w:id="45"/>
+    <w:bookmarkStart w:id="47" w:name="stocks"/>
+    <w:p>
+      <w:pPr>
+        <w:pStyle w:val="Heading2"/>
+      </w:pPr>
+      <w:r>
+        <w:t xml:space="preserve">Stocks</w:t>
+      </w:r>
+    </w:p>
+    <w:p>
+      <w:pPr>
+        <w:pStyle w:val="Compact"/>
+        <w:numPr>
+          <w:ilvl w:val="0"/>
+          <w:numId w:val="1009"/>
+        </w:numPr>
+      </w:pPr>
+      <w:hyperlink r:id="rId46">
+        <w:r>
+          <w:rPr>
+            <w:rStyle w:val="Hyperlink"/>
+          </w:rPr>
+          <w:t xml:space="preserve">IBX50 Example</w:t>
+        </w:r>
+      </w:hyperlink>
+      <w:r>
+        <w:t xml:space="preserve"> </w:t>
+      </w:r>
+      <w:r>
+        <w:t xml:space="preserve">- Load and explore the IBX50 stock dataset with a small analysis workflow.</w:t>
+      </w:r>
+    </w:p>
+    <w:bookmarkEnd w:id="47"/>
+    <w:bookmarkStart w:id="64" w:name="time-series"/>
+    <w:p>
+      <w:pPr>
+        <w:pStyle w:val="Heading2"/>
+      </w:pPr>
+      <w:r>
+        <w:t xml:space="preserve">Time Series</w:t>
+      </w:r>
+    </w:p>
+    <w:p>
+      <w:pPr>
+        <w:pStyle w:val="Compact"/>
+        <w:numPr>
+          <w:ilvl w:val="0"/>
+          <w:numId w:val="1010"/>
+        </w:numPr>
+      </w:pPr>
+      <w:hyperlink r:id="rId48">
+        <w:r>
+          <w:rPr>
+            <w:rStyle w:val="Hyperlink"/>
+          </w:rPr>
+          <w:t xml:space="preserve">Reshape Data with Pivot Operations</w:t>
+        </w:r>
+      </w:hyperlink>
+      <w:r>
+        <w:t xml:space="preserve"> </w:t>
+      </w:r>
+      <w:r>
+        <w:t xml:space="preserve">- Transform time-indexed tables between wide and long formats.</w:t>
+      </w:r>
+    </w:p>
+    <w:p>
+      <w:pPr>
+        <w:pStyle w:val="Compact"/>
+        <w:numPr>
+          <w:ilvl w:val="0"/>
+          <w:numId w:val="1010"/>
+        </w:numPr>
+      </w:pPr>
+      <w:hyperlink r:id="rId49">
+        <w:r>
+          <w:rPr>
+            <w:rStyle w:val="Hyperlink"/>
+          </w:rPr>
+          <w:t xml:space="preserve">Forecasting with ARIMA and Fourier Terms</w:t>
+        </w:r>
+      </w:hyperlink>
+      <w:r>
+        <w:t xml:space="preserve"> </w:t>
+      </w:r>
+      <w:r>
+        <w:t xml:space="preserve">- Fit a seasonal forecasting model using ARIMA components and Fourier features.</w:t>
+      </w:r>
+    </w:p>
+    <w:p>
+      <w:pPr>
+        <w:pStyle w:val="Compact"/>
+        <w:numPr>
+          <w:ilvl w:val="0"/>
+          <w:numId w:val="1010"/>
+        </w:numPr>
+      </w:pPr>
+      <w:hyperlink r:id="rId50">
+        <w:r>
+          <w:rPr>
+            <w:rStyle w:val="Hyperlink"/>
+          </w:rPr>
+          <w:t xml:space="preserve">Kalman Filter for AR(1)</w:t>
+        </w:r>
+      </w:hyperlink>
+      <w:r>
+        <w:t xml:space="preserve"> </w:t>
+      </w:r>
+      <w:r>
+        <w:t xml:space="preserve">- Implement and visualize a Kalman filtering workflow for an autoregressive process.</w:t>
+      </w:r>
+    </w:p>
+    <w:p>
+      <w:pPr>
+        <w:pStyle w:val="Compact"/>
+        <w:numPr>
+          <w:ilvl w:val="0"/>
+          <w:numId w:val="1010"/>
+        </w:numPr>
+      </w:pPr>
+      <w:hyperlink r:id="rId51">
+        <w:r>
+          <w:rPr>
+            <w:rStyle w:val="Hyperlink"/>
+          </w:rPr>
+          <w:t xml:space="preserve">Event Detection with K-Means</w:t>
+        </w:r>
+      </w:hyperlink>
+      <w:r>
+        <w:t xml:space="preserve"> </w:t>
+      </w:r>
+      <w:r>
+        <w:t xml:space="preserve">- Cluster temporal behavior to identify event-like patterns.</w:t>
+      </w:r>
+    </w:p>
+    <w:p>
+      <w:pPr>
+        <w:pStyle w:val="Compact"/>
+        <w:numPr>
+          <w:ilvl w:val="0"/>
+          <w:numId w:val="1010"/>
+        </w:numPr>
+      </w:pPr>
+      <w:hyperlink r:id="rId52">
+        <w:r>
+          <w:rPr>
+            <w:rStyle w:val="Hyperlink"/>
+          </w:rPr>
+          <w:t xml:space="preserve">Multivariate Anomaly Detection with PCA</w:t>
+        </w:r>
+      </w:hyperlink>
+      <w:r>
+        <w:t xml:space="preserve"> </w:t>
+      </w:r>
+      <w:r>
+        <w:t xml:space="preserve">- Use principal components to monitor multivariate trajectories and flag anomalies.</w:t>
+      </w:r>
+    </w:p>
+    <w:p>
+      <w:pPr>
+        <w:pStyle w:val="Compact"/>
+        <w:numPr>
+          <w:ilvl w:val="0"/>
+          <w:numId w:val="1010"/>
+        </w:numPr>
+      </w:pPr>
+      <w:hyperlink r:id="rId53">
+        <w:r>
+          <w:rPr>
+            <w:rStyle w:val="Hyperlink"/>
+          </w:rPr>
+          <w:t xml:space="preserve">Animated Detections</w:t>
+        </w:r>
+      </w:hyperlink>
+      <w:r>
+        <w:t xml:space="preserve"> </w:t>
+      </w:r>
+      <w:r>
+        <w:t xml:space="preserve">- Build animated visual summaries for evolving detections over time.</w:t>
+      </w:r>
+    </w:p>
+    <w:p>
+      <w:pPr>
+        <w:pStyle w:val="Compact"/>
+        <w:numPr>
+          <w:ilvl w:val="0"/>
+          <w:numId w:val="1010"/>
+        </w:numPr>
+      </w:pPr>
+      <w:hyperlink r:id="rId54">
+        <w:r>
+          <w:rPr>
+            <w:rStyle w:val="Hyperlink"/>
+          </w:rPr>
+          <w:t xml:space="preserve">Maximum Likelihood for the Binomial Model</w:t>
+        </w:r>
+      </w:hyperlink>
+      <w:r>
+        <w:t xml:space="preserve"> </w:t>
+      </w:r>
+      <w:r>
+        <w:t xml:space="preserve">- Derive and inspect likelihood and log-likelihood behavior for a binomial parameter.</w:t>
+      </w:r>
+    </w:p>
+    <w:p>
+      <w:pPr>
+        <w:pStyle w:val="Compact"/>
+        <w:numPr>
+          <w:ilvl w:val="0"/>
+          <w:numId w:val="1010"/>
+        </w:numPr>
+      </w:pPr>
+      <w:hyperlink r:id="rId55">
+        <w:r>
+          <w:rPr>
+            <w:rStyle w:val="Hyperlink"/>
+          </w:rPr>
+          <w:t xml:space="preserve">Change Detection with EWMA</w:t>
+        </w:r>
+      </w:hyperlink>
+      <w:r>
+        <w:t xml:space="preserve"> </w:t>
+      </w:r>
+      <w:r>
+        <w:t xml:space="preserve">- Use exponentially weighted moving averages to detect shifts in a process.</w:t>
+      </w:r>
+    </w:p>
+    <w:p>
+      <w:pPr>
+        <w:pStyle w:val="Compact"/>
+        <w:numPr>
+          <w:ilvl w:val="0"/>
+          <w:numId w:val="1010"/>
+        </w:numPr>
+      </w:pPr>
+      <w:hyperlink r:id="rId56">
+        <w:r>
+          <w:rPr>
+            <w:rStyle w:val="Hyperlink"/>
+          </w:rPr>
+          <w:t xml:space="preserve">MLE for the Normal Mean</w:t>
+        </w:r>
+      </w:hyperlink>
+      <w:r>
+        <w:t xml:space="preserve"> </w:t>
+      </w:r>
+      <w:r>
+        <w:t xml:space="preserve">- Estimate the mean parameter by maximizing the normal log-likelihood.</w:t>
+      </w:r>
+    </w:p>
+    <w:p>
+      <w:pPr>
+        <w:pStyle w:val="Compact"/>
+        <w:numPr>
+          <w:ilvl w:val="0"/>
+          <w:numId w:val="1010"/>
+        </w:numPr>
+      </w:pPr>
+      <w:hyperlink r:id="rId57">
+        <w:r>
+          <w:rPr>
+            <w:rStyle w:val="Hyperlink"/>
+          </w:rPr>
+          <w:t xml:space="preserve">MLE for Normal Mean and Variance</w:t>
+        </w:r>
+      </w:hyperlink>
+      <w:r>
+        <w:t xml:space="preserve"> </w:t>
+      </w:r>
+      <w:r>
+        <w:t xml:space="preserve">- Estimate multiple normal parameters under a constrained optimization setup.</w:t>
+      </w:r>
+    </w:p>
+    <w:p>
+      <w:pPr>
+        <w:pStyle w:val="Compact"/>
+        <w:numPr>
+          <w:ilvl w:val="0"/>
+          <w:numId w:val="1010"/>
+        </w:numPr>
+      </w:pPr>
+      <w:hyperlink r:id="rId58">
+        <w:r>
+          <w:rPr>
+            <w:rStyle w:val="Hyperlink"/>
+          </w:rPr>
+          <w:t xml:space="preserve">Density-Based Outlier Detection</w:t>
+        </w:r>
+      </w:hyperlink>
+      <w:r>
+        <w:t xml:space="preserve"> </w:t>
+      </w:r>
+      <w:r>
+        <w:t xml:space="preserve">- Score observations with density estimation and highlight low-probability points.</w:t>
+      </w:r>
+    </w:p>
+    <w:p>
+      <w:pPr>
+        <w:pStyle w:val="Compact"/>
+        <w:numPr>
+          <w:ilvl w:val="0"/>
+          <w:numId w:val="1010"/>
+        </w:numPr>
+      </w:pPr>
+      <w:hyperlink r:id="rId59">
+        <w:r>
+          <w:rPr>
+            <w:rStyle w:val="Hyperlink"/>
+          </w:rPr>
+          <w:t xml:space="preserve">Entropy and Surprisal for Anomaly Detection</w:t>
+        </w:r>
+      </w:hyperlink>
+      <w:r>
+        <w:t xml:space="preserve"> </w:t>
+      </w:r>
+      <w:r>
+        <w:t xml:space="preserve">- Convert empirical probabilities into surprisal-based anomaly scores.</w:t>
+      </w:r>
+    </w:p>
+    <w:p>
+      <w:pPr>
+        <w:pStyle w:val="Compact"/>
+        <w:numPr>
+          <w:ilvl w:val="0"/>
+          <w:numId w:val="1010"/>
+        </w:numPr>
+      </w:pPr>
+      <w:hyperlink r:id="rId60">
+        <w:r>
+          <w:rPr>
+            <w:rStyle w:val="Hyperlink"/>
+          </w:rPr>
+          <w:t xml:space="preserve">Rolling Grubbs Test for Anomaly Detection</w:t>
+        </w:r>
+      </w:hyperlink>
+      <w:r>
+        <w:t xml:space="preserve"> </w:t>
+      </w:r>
+      <w:r>
+        <w:t xml:space="preserve">- Apply a rolling hypothesis test to identify local outliers.</w:t>
+      </w:r>
+    </w:p>
+    <w:p>
+      <w:pPr>
+        <w:pStyle w:val="Compact"/>
+        <w:numPr>
+          <w:ilvl w:val="0"/>
+          <w:numId w:val="1010"/>
+        </w:numPr>
+      </w:pPr>
+      <w:hyperlink r:id="rId61">
+        <w:r>
+          <w:rPr>
+            <w:rStyle w:val="Hyperlink"/>
+          </w:rPr>
+          <w:t xml:space="preserve">Plot System Fonts</w:t>
+        </w:r>
+      </w:hyperlink>
+      <w:r>
+        <w:t xml:space="preserve"> </w:t>
+      </w:r>
+      <w:r>
+        <w:t xml:space="preserve">- Enumerate and visualize fonts available in the local plotting environment.</w:t>
+      </w:r>
+    </w:p>
+    <w:p>
+      <w:pPr>
+        <w:pStyle w:val="Compact"/>
+        <w:numPr>
+          <w:ilvl w:val="0"/>
+          <w:numId w:val="1010"/>
+        </w:numPr>
+      </w:pPr>
+      <w:hyperlink r:id="rId62">
+        <w:r>
+          <w:rPr>
+            <w:rStyle w:val="Hyperlink"/>
+          </w:rPr>
+          <w:t xml:space="preserve">Color Palette Demo</w:t>
+        </w:r>
+      </w:hyperlink>
+      <w:r>
+        <w:t xml:space="preserve"> </w:t>
+      </w:r>
+      <w:r>
+        <w:t xml:space="preserve">- Compare palette choices for charts and exploratory graphics.</w:t>
+      </w:r>
+    </w:p>
+    <w:p>
+      <w:pPr>
+        <w:pStyle w:val="Compact"/>
+        <w:numPr>
+          <w:ilvl w:val="0"/>
+          <w:numId w:val="1010"/>
+        </w:numPr>
+      </w:pPr>
+      <w:hyperlink r:id="rId63">
+        <w:r>
+          <w:rPr>
+            <w:rStyle w:val="Hyperlink"/>
+          </w:rPr>
+          <w:t xml:space="preserve">Spline Example</w:t>
+        </w:r>
+      </w:hyperlink>
+      <w:r>
+        <w:t xml:space="preserve"> </w:t>
+      </w:r>
+      <w:r>
+        <w:t xml:space="preserve">- Fit and visualize spline-based curves for smooth approximation.</w:t>
+      </w:r>
+    </w:p>
+    <w:bookmarkEnd w:id="64"/>
+    <w:bookmarkStart w:id="66" w:name="tsfm"/>
+    <w:p>
+      <w:pPr>
+        <w:pStyle w:val="Heading2"/>
+      </w:pPr>
+      <w:r>
+        <w:t xml:space="preserve">TSFM</w:t>
+      </w:r>
+    </w:p>
+    <w:p>
+      <w:pPr>
+        <w:pStyle w:val="Compact"/>
+        <w:numPr>
+          <w:ilvl w:val="0"/>
+          <w:numId w:val="1011"/>
+        </w:numPr>
+      </w:pPr>
+      <w:hyperlink r:id="rId65">
+        <w:r>
+          <w:rPr>
+            <w:rStyle w:val="Hyperlink"/>
+          </w:rPr>
+          <w:t xml:space="preserve">Time Series Foundation Model Example</w:t>
+        </w:r>
+      </w:hyperlink>
+      <w:r>
+        <w:t xml:space="preserve"> </w:t>
+      </w:r>
+      <w:r>
+        <w:t xml:space="preserve">- Run a compact end-to-end example with a toy time series foundation model.</w:t>
+      </w:r>
+    </w:p>
+    <w:bookmarkEnd w:id="66"/>
+    <w:bookmarkStart w:id="69" w:name="tutorial"/>
+    <w:p>
+      <w:pPr>
+        <w:pStyle w:val="Heading2"/>
+      </w:pPr>
+      <w:r>
+        <w:t xml:space="preserve">Tutorial</w:t>
+      </w:r>
+    </w:p>
+    <w:p>
+      <w:pPr>
+        <w:pStyle w:val="Compact"/>
+        <w:numPr>
+          <w:ilvl w:val="0"/>
+          <w:numId w:val="1012"/>
+        </w:numPr>
+      </w:pPr>
+      <w:hyperlink r:id="rId67">
+        <w:r>
+          <w:rPr>
+            <w:rStyle w:val="Hyperlink"/>
+          </w:rPr>
+          <w:t xml:space="preserve">Additional Graphics Examples</w:t>
+        </w:r>
+      </w:hyperlink>
+      <w:r>
+        <w:t xml:space="preserve"> </w:t>
+      </w:r>
+      <w:r>
+        <w:t xml:space="preserve">- Small plotting demonstrations complementary to the statistics material.</w:t>
+      </w:r>
+    </w:p>
+    <w:p>
+      <w:pPr>
+        <w:pStyle w:val="Compact"/>
+        <w:numPr>
+          <w:ilvl w:val="0"/>
+          <w:numId w:val="1012"/>
+        </w:numPr>
+      </w:pPr>
+      <w:hyperlink r:id="rId68">
+        <w:r>
+          <w:rPr>
+            <w:rStyle w:val="Hyperlink"/>
+          </w:rPr>
+          <w:t xml:space="preserve">Plot Drift Example</w:t>
+        </w:r>
+      </w:hyperlink>
+      <w:r>
+        <w:t xml:space="preserve"> </w:t>
+      </w:r>
+      <w:r>
+        <w:t xml:space="preserve">- Illustrate how distribution drift can be visualized over time.</w:t>
+      </w:r>
+    </w:p>
+    <w:bookmarkEnd w:id="69"/>
     <w:sectPr>
       <w:footnotePr>
         <w:numRestart w:val="eachSect"/>
@@ -991,6 +1639,33 @@
     <w:abstractNumId w:val="991"/>
   </w:num>
   <w:num w:numId="1003">
+    <w:abstractNumId w:val="991"/>
+  </w:num>
+  <w:num w:numId="1004">
+    <w:abstractNumId w:val="991"/>
+  </w:num>
+  <w:num w:numId="1005">
+    <w:abstractNumId w:val="991"/>
+  </w:num>
+  <w:num w:numId="1006">
+    <w:abstractNumId w:val="991"/>
+  </w:num>
+  <w:num w:numId="1007">
+    <w:abstractNumId w:val="991"/>
+  </w:num>
+  <w:num w:numId="1008">
+    <w:abstractNumId w:val="991"/>
+  </w:num>
+  <w:num w:numId="1009">
+    <w:abstractNumId w:val="991"/>
+  </w:num>
+  <w:num w:numId="1010">
+    <w:abstractNumId w:val="991"/>
+  </w:num>
+  <w:num w:numId="1011">
+    <w:abstractNumId w:val="991"/>
+  </w:num>
+  <w:num w:numId="1012">
     <w:abstractNumId w:val="991"/>
   </w:num>
 </w:numbering>

--- a/examples/doc/Readme.docx
+++ b/examples/doc/Readme.docx
@@ -4,22 +4,6 @@
   <w:body>
     <w:p>
       <w:pPr>
-        <w:pStyle w:val="Title"/>
-      </w:pPr>
-      <w:r>
-        <w:t xml:space="preserve">Index of R Markdown Notebooks</w:t>
-      </w:r>
-    </w:p>
-    <w:p>
-      <w:pPr>
-        <w:pStyle w:val="Date"/>
-      </w:pPr>
-      <w:r>
-        <w:t xml:space="preserve">2026-03-23</w:t>
-      </w:r>
-    </w:p>
-    <w:p>
-      <w:pPr>
         <w:pStyle w:val="FirstParagraph"/>
       </w:pPr>
       <w:r>
@@ -52,7 +36,7 @@
         <w:rPr>
           <w:rStyle w:val="VerbatimChar"/>
         </w:rPr>
-        <w:t xml:space="preserve">../examples/</w:t>
+        <w:t xml:space="preserve">examples/</w:t>
       </w:r>
       <w:r>
         <w:t xml:space="preserve">. Use the topic sections to navigate the generated material by subject.</w:t>
